--- a/Java 8 - 04-02-2026.docx
+++ b/Java 8 - 04-02-2026.docx
@@ -441,6 +441,858 @@
           <w:lang w:val="en-US"/>
         </w:rPr>
         <w:t xml:space="preserve"> class </w:t>
+      </w:r>
+    </w:p>
+    <w:p>
+      <w:pPr>
+        <w:rPr>
+          <w:lang w:val="en-US"/>
+        </w:rPr>
+      </w:pPr>
+    </w:p>
+    <w:p>
+      <w:pPr>
+        <w:rPr>
+          <w:lang w:val="en-US"/>
+        </w:rPr>
+      </w:pPr>
+      <w:r>
+        <w:rPr>
+          <w:b/>
+          <w:bCs/>
+          <w:lang w:val="en-US"/>
+        </w:rPr>
+        <w:t xml:space="preserve">Functional </w:t>
+      </w:r>
+      <w:proofErr w:type="gramStart"/>
+      <w:r>
+        <w:rPr>
+          <w:b/>
+          <w:bCs/>
+          <w:lang w:val="en-US"/>
+        </w:rPr>
+        <w:t xml:space="preserve">interface </w:t>
+      </w:r>
+      <w:r>
+        <w:rPr>
+          <w:b/>
+          <w:bCs/>
+          <w:lang w:val="en-US"/>
+        </w:rPr>
+        <w:t>:</w:t>
+      </w:r>
+      <w:proofErr w:type="gramEnd"/>
+      <w:r>
+        <w:rPr>
+          <w:b/>
+          <w:bCs/>
+          <w:lang w:val="en-US"/>
+        </w:rPr>
+        <w:t xml:space="preserve"> </w:t>
+      </w:r>
+      <w:r>
+        <w:rPr>
+          <w:lang w:val="en-US"/>
+        </w:rPr>
+        <w:t xml:space="preserve">the interface contains only one abstract method it can </w:t>
+      </w:r>
+      <w:proofErr w:type="gramStart"/>
+      <w:r>
+        <w:rPr>
+          <w:lang w:val="en-US"/>
+        </w:rPr>
+        <w:t>contains</w:t>
+      </w:r>
+      <w:proofErr w:type="gramEnd"/>
+      <w:r>
+        <w:rPr>
+          <w:lang w:val="en-US"/>
+        </w:rPr>
+        <w:t xml:space="preserve"> more than one default as well as static but only one abstract method. To </w:t>
+      </w:r>
+      <w:proofErr w:type="gramStart"/>
+      <w:r>
+        <w:rPr>
+          <w:lang w:val="en-US"/>
+        </w:rPr>
+        <w:t>verify</w:t>
+      </w:r>
+      <w:proofErr w:type="gramEnd"/>
+      <w:r>
+        <w:rPr>
+          <w:lang w:val="en-US"/>
+        </w:rPr>
+        <w:t xml:space="preserve"> the interface is functional or not we can </w:t>
+      </w:r>
+      <w:proofErr w:type="gramStart"/>
+      <w:r>
+        <w:rPr>
+          <w:lang w:val="en-US"/>
+        </w:rPr>
+        <w:t>use @</w:t>
+      </w:r>
+      <w:proofErr w:type="gramEnd"/>
+      <w:r>
+        <w:rPr>
+          <w:lang w:val="en-US"/>
+        </w:rPr>
+        <w:t xml:space="preserve">FuntionalInterface annotation. </w:t>
+      </w:r>
+    </w:p>
+    <w:p>
+      <w:pPr>
+        <w:rPr>
+          <w:lang w:val="en-US"/>
+        </w:rPr>
+      </w:pPr>
+    </w:p>
+    <w:p>
+      <w:pPr>
+        <w:rPr>
+          <w:lang w:val="en-US"/>
+        </w:rPr>
+      </w:pPr>
+      <w:r>
+        <w:rPr>
+          <w:b/>
+          <w:bCs/>
+          <w:lang w:val="en-US"/>
+        </w:rPr>
+        <w:t xml:space="preserve">Lambda </w:t>
+      </w:r>
+      <w:proofErr w:type="gramStart"/>
+      <w:r>
+        <w:rPr>
+          <w:b/>
+          <w:bCs/>
+          <w:lang w:val="en-US"/>
+        </w:rPr>
+        <w:t>Expression :</w:t>
+      </w:r>
+      <w:proofErr w:type="gramEnd"/>
+      <w:r>
+        <w:rPr>
+          <w:b/>
+          <w:bCs/>
+          <w:lang w:val="en-US"/>
+        </w:rPr>
+        <w:t xml:space="preserve"> </w:t>
+      </w:r>
+      <w:r>
+        <w:rPr>
+          <w:lang w:val="en-US"/>
+        </w:rPr>
+        <w:t xml:space="preserve"> using lambda expression we can achieve functional programming concept. Function within another function (nested function). Using functional programming we can write less code. With help of lambda </w:t>
+      </w:r>
+      <w:proofErr w:type="gramStart"/>
+      <w:r>
+        <w:rPr>
+          <w:lang w:val="en-US"/>
+        </w:rPr>
+        <w:t>expression</w:t>
+      </w:r>
+      <w:proofErr w:type="gramEnd"/>
+      <w:r>
+        <w:rPr>
+          <w:lang w:val="en-US"/>
+        </w:rPr>
+        <w:t xml:space="preserve"> we can provide the body </w:t>
+      </w:r>
+      <w:proofErr w:type="gramStart"/>
+      <w:r>
+        <w:rPr>
+          <w:lang w:val="en-US"/>
+        </w:rPr>
+        <w:t>for</w:t>
+      </w:r>
+      <w:proofErr w:type="gramEnd"/>
+      <w:r>
+        <w:rPr>
+          <w:lang w:val="en-US"/>
+        </w:rPr>
+        <w:t xml:space="preserve"> functional interface method using </w:t>
+      </w:r>
+      <w:r>
+        <w:rPr>
+          <w:highlight w:val="yellow"/>
+          <w:lang w:val="en-US"/>
+        </w:rPr>
+        <w:t>anonymous method</w:t>
+      </w:r>
+      <w:r>
+        <w:rPr>
+          <w:lang w:val="en-US"/>
+        </w:rPr>
+        <w:t xml:space="preserve">. To achieve lambda </w:t>
+      </w:r>
+      <w:proofErr w:type="gramStart"/>
+      <w:r>
+        <w:rPr>
+          <w:lang w:val="en-US"/>
+        </w:rPr>
+        <w:t>expression</w:t>
+      </w:r>
+      <w:proofErr w:type="gramEnd"/>
+      <w:r>
+        <w:rPr>
+          <w:lang w:val="en-US"/>
+        </w:rPr>
+        <w:t xml:space="preserve"> we need functional interface. </w:t>
+      </w:r>
+    </w:p>
+    <w:p>
+      <w:pPr>
+        <w:rPr>
+          <w:lang w:val="en-US"/>
+        </w:rPr>
+      </w:pPr>
+      <w:r>
+        <w:rPr>
+          <w:highlight w:val="yellow"/>
+          <w:lang w:val="en-US"/>
+        </w:rPr>
+        <w:lastRenderedPageBreak/>
+        <w:t>Anonymous class:</w:t>
+      </w:r>
+      <w:r>
+        <w:rPr>
+          <w:lang w:val="en-US"/>
+        </w:rPr>
+        <w:t xml:space="preserve"> we are providing logic for interface </w:t>
+      </w:r>
+      <w:proofErr w:type="gramStart"/>
+      <w:r>
+        <w:rPr>
+          <w:lang w:val="en-US"/>
+        </w:rPr>
+        <w:t>method</w:t>
+      </w:r>
+      <w:proofErr w:type="gramEnd"/>
+      <w:r>
+        <w:rPr>
+          <w:lang w:val="en-US"/>
+        </w:rPr>
+        <w:t xml:space="preserve"> without creating separate </w:t>
+      </w:r>
+      <w:proofErr w:type="gramStart"/>
+      <w:r>
+        <w:rPr>
+          <w:lang w:val="en-US"/>
+        </w:rPr>
+        <w:t>class</w:t>
+      </w:r>
+      <w:proofErr w:type="gramEnd"/>
+      <w:r>
+        <w:rPr>
+          <w:lang w:val="en-US"/>
+        </w:rPr>
+        <w:t xml:space="preserve">. We write the logic class without name. </w:t>
+      </w:r>
+    </w:p>
+    <w:p>
+      <w:pPr>
+        <w:rPr>
+          <w:lang w:val="en-US"/>
+        </w:rPr>
+      </w:pPr>
+      <w:r>
+        <w:rPr>
+          <w:lang w:val="en-US"/>
+        </w:rPr>
+        <w:t xml:space="preserve">Syntax </w:t>
+      </w:r>
+    </w:p>
+    <w:p>
+      <w:pPr>
+        <w:rPr>
+          <w:lang w:val="en-US"/>
+        </w:rPr>
+      </w:pPr>
+      <w:proofErr w:type="spellStart"/>
+      <w:r>
+        <w:rPr>
+          <w:lang w:val="en-US"/>
+        </w:rPr>
+        <w:t>InterfaceName</w:t>
+      </w:r>
+      <w:proofErr w:type="spellEnd"/>
+      <w:r>
+        <w:rPr>
+          <w:lang w:val="en-US"/>
+        </w:rPr>
+        <w:t xml:space="preserve"> obj = new </w:t>
+      </w:r>
+      <w:proofErr w:type="spellStart"/>
+      <w:proofErr w:type="gramStart"/>
+      <w:r>
+        <w:rPr>
+          <w:lang w:val="en-US"/>
+        </w:rPr>
+        <w:t>InterfaceName</w:t>
+      </w:r>
+      <w:proofErr w:type="spellEnd"/>
+      <w:r>
+        <w:rPr>
+          <w:lang w:val="en-US"/>
+        </w:rPr>
+        <w:t>(){</w:t>
+      </w:r>
+      <w:proofErr w:type="gramEnd"/>
+    </w:p>
+    <w:p>
+      <w:pPr>
+        <w:rPr>
+          <w:lang w:val="en-US"/>
+        </w:rPr>
+      </w:pPr>
+      <w:r>
+        <w:rPr>
+          <w:lang w:val="en-US"/>
+        </w:rPr>
+        <w:tab/>
+        <w:t xml:space="preserve">Class </w:t>
+      </w:r>
+      <w:proofErr w:type="gramStart"/>
+      <w:r>
+        <w:rPr>
+          <w:lang w:val="en-US"/>
+        </w:rPr>
+        <w:t>body;</w:t>
+      </w:r>
+      <w:proofErr w:type="gramEnd"/>
+      <w:r>
+        <w:rPr>
+          <w:lang w:val="en-US"/>
+        </w:rPr>
+        <w:t xml:space="preserve"> if interface contains one or more than one method you need to provide the body. </w:t>
+      </w:r>
+    </w:p>
+    <w:p>
+      <w:pPr>
+        <w:rPr>
+          <w:lang w:val="en-US"/>
+        </w:rPr>
+      </w:pPr>
+      <w:proofErr w:type="gramStart"/>
+      <w:r>
+        <w:rPr>
+          <w:lang w:val="en-US"/>
+        </w:rPr>
+        <w:t>};</w:t>
+      </w:r>
+      <w:proofErr w:type="gramEnd"/>
+    </w:p>
+    <w:p>
+      <w:pPr>
+        <w:rPr>
+          <w:lang w:val="en-US"/>
+        </w:rPr>
+      </w:pPr>
+    </w:p>
+    <w:p>
+      <w:pPr>
+        <w:rPr>
+          <w:lang w:val="en-US"/>
+        </w:rPr>
+      </w:pPr>
+      <w:r>
+        <w:rPr>
+          <w:highlight w:val="yellow"/>
+          <w:lang w:val="en-US"/>
+        </w:rPr>
+        <w:t xml:space="preserve">Anonymous </w:t>
+      </w:r>
+      <w:proofErr w:type="gramStart"/>
+      <w:r>
+        <w:rPr>
+          <w:highlight w:val="yellow"/>
+          <w:lang w:val="en-US"/>
+        </w:rPr>
+        <w:t>method :</w:t>
+      </w:r>
+      <w:proofErr w:type="gramEnd"/>
+    </w:p>
+    <w:p>
+      <w:pPr>
+        <w:rPr>
+          <w:lang w:val="en-US"/>
+        </w:rPr>
+      </w:pPr>
+      <w:r>
+        <w:rPr>
+          <w:lang w:val="en-US"/>
+        </w:rPr>
+        <w:t xml:space="preserve">Syntax </w:t>
+      </w:r>
+    </w:p>
+    <w:p>
+      <w:pPr>
+        <w:rPr>
+          <w:lang w:val="en-US"/>
+        </w:rPr>
+      </w:pPr>
+      <w:proofErr w:type="spellStart"/>
+      <w:r>
+        <w:rPr>
+          <w:lang w:val="en-US"/>
+        </w:rPr>
+        <w:t>InterfaceName</w:t>
+      </w:r>
+      <w:proofErr w:type="spellEnd"/>
+      <w:r>
+        <w:rPr>
+          <w:lang w:val="en-US"/>
+        </w:rPr>
+        <w:t xml:space="preserve"> </w:t>
+      </w:r>
+      <w:proofErr w:type="spellStart"/>
+      <w:r>
+        <w:rPr>
+          <w:lang w:val="en-US"/>
+        </w:rPr>
+        <w:t>objectName</w:t>
+      </w:r>
+      <w:proofErr w:type="spellEnd"/>
+      <w:r>
+        <w:rPr>
+          <w:lang w:val="en-US"/>
+        </w:rPr>
+        <w:t xml:space="preserve"> = (</w:t>
+      </w:r>
+      <w:proofErr w:type="spellStart"/>
+      <w:r>
+        <w:rPr>
+          <w:lang w:val="en-US"/>
+        </w:rPr>
+        <w:t>parameterList</w:t>
+      </w:r>
+      <w:proofErr w:type="spellEnd"/>
+      <w:r>
+        <w:rPr>
+          <w:lang w:val="en-US"/>
+        </w:rPr>
+        <w:t>)-&gt;</w:t>
+      </w:r>
+      <w:proofErr w:type="gramStart"/>
+      <w:r>
+        <w:rPr>
+          <w:lang w:val="en-US"/>
+        </w:rPr>
+        <w:t>body;</w:t>
+      </w:r>
+      <w:proofErr w:type="gramEnd"/>
+    </w:p>
+    <w:p>
+      <w:pPr>
+        <w:rPr>
+          <w:lang w:val="en-US"/>
+        </w:rPr>
+      </w:pPr>
+    </w:p>
+    <w:p>
+      <w:pPr>
+        <w:rPr>
+          <w:lang w:val="en-US"/>
+        </w:rPr>
+      </w:pPr>
+      <w:r>
+        <w:rPr>
+          <w:lang w:val="en-US"/>
+        </w:rPr>
+        <w:t xml:space="preserve">Lambda </w:t>
+      </w:r>
+      <w:proofErr w:type="gramStart"/>
+      <w:r>
+        <w:rPr>
+          <w:lang w:val="en-US"/>
+        </w:rPr>
+        <w:t>expression</w:t>
+      </w:r>
+      <w:proofErr w:type="gramEnd"/>
+      <w:r>
+        <w:rPr>
+          <w:lang w:val="en-US"/>
+        </w:rPr>
+        <w:t xml:space="preserve"> </w:t>
+      </w:r>
+      <w:proofErr w:type="gramStart"/>
+      <w:r>
+        <w:rPr>
+          <w:lang w:val="en-US"/>
+        </w:rPr>
+        <w:t>return</w:t>
+      </w:r>
+      <w:proofErr w:type="gramEnd"/>
+      <w:r>
+        <w:rPr>
+          <w:lang w:val="en-US"/>
+        </w:rPr>
+        <w:t xml:space="preserve"> the value without return keyword. </w:t>
+      </w:r>
+    </w:p>
+    <w:p>
+      <w:pPr>
+        <w:rPr>
+          <w:lang w:val="en-US"/>
+        </w:rPr>
+      </w:pPr>
+    </w:p>
+    <w:p>
+      <w:pPr>
+        <w:rPr>
+          <w:lang w:val="en-US"/>
+        </w:rPr>
+      </w:pPr>
+      <w:proofErr w:type="spellStart"/>
+      <w:proofErr w:type="gramStart"/>
+      <w:r>
+        <w:rPr>
+          <w:lang w:val="en-US"/>
+        </w:rPr>
+        <w:t>Pre defined</w:t>
+      </w:r>
+      <w:proofErr w:type="spellEnd"/>
+      <w:proofErr w:type="gramEnd"/>
+      <w:r>
+        <w:rPr>
+          <w:lang w:val="en-US"/>
+        </w:rPr>
+        <w:t xml:space="preserve"> functional interface. </w:t>
+      </w:r>
+    </w:p>
+    <w:p>
+      <w:pPr>
+        <w:rPr>
+          <w:lang w:val="en-US"/>
+        </w:rPr>
+      </w:pPr>
+      <w:proofErr w:type="gramStart"/>
+      <w:r>
+        <w:rPr>
+          <w:lang w:val="en-US"/>
+        </w:rPr>
+        <w:t>Top most</w:t>
+      </w:r>
+      <w:proofErr w:type="gramEnd"/>
+      <w:r>
+        <w:rPr>
+          <w:lang w:val="en-US"/>
+        </w:rPr>
+        <w:t xml:space="preserve"> interface </w:t>
+      </w:r>
+      <w:proofErr w:type="gramStart"/>
+      <w:r>
+        <w:rPr>
+          <w:lang w:val="en-US"/>
+        </w:rPr>
+        <w:t>are</w:t>
+      </w:r>
+      <w:proofErr w:type="gramEnd"/>
+      <w:r>
+        <w:rPr>
+          <w:lang w:val="en-US"/>
+        </w:rPr>
+        <w:t xml:space="preserve"> </w:t>
+      </w:r>
+    </w:p>
+    <w:p>
+      <w:pPr>
+        <w:rPr>
+          <w:lang w:val="en-US"/>
+        </w:rPr>
+      </w:pPr>
+      <w:r>
+        <w:rPr>
+          <w:lang w:val="en-US"/>
+        </w:rPr>
+        <w:t xml:space="preserve">These </w:t>
+      </w:r>
+      <w:proofErr w:type="gramStart"/>
+      <w:r>
+        <w:rPr>
+          <w:lang w:val="en-US"/>
+        </w:rPr>
+        <w:t>all interface</w:t>
+      </w:r>
+      <w:proofErr w:type="gramEnd"/>
+      <w:r>
+        <w:rPr>
+          <w:lang w:val="en-US"/>
+        </w:rPr>
+        <w:t xml:space="preserve"> part of function package and it is a sub package of util package. </w:t>
+      </w:r>
+    </w:p>
+    <w:p>
+      <w:pPr>
+        <w:rPr>
+          <w:lang w:val="en-US"/>
+        </w:rPr>
+      </w:pPr>
+      <w:r>
+        <w:rPr>
+          <w:b/>
+          <w:bCs/>
+          <w:lang w:val="en-US"/>
+        </w:rPr>
+        <w:t xml:space="preserve">Function </w:t>
+      </w:r>
+      <w:r>
+        <w:rPr>
+          <w:lang w:val="en-US"/>
+        </w:rPr>
+        <w:t>public abstract R apply(T);</w:t>
+      </w:r>
+      <w:r>
+        <w:rPr>
+          <w:lang w:val="en-US"/>
+        </w:rPr>
+        <w:tab/>
+        <w:t xml:space="preserve">it takes T as parameter and </w:t>
+      </w:r>
+      <w:proofErr w:type="gramStart"/>
+      <w:r>
+        <w:rPr>
+          <w:lang w:val="en-US"/>
+        </w:rPr>
+        <w:t>return</w:t>
+      </w:r>
+      <w:proofErr w:type="gramEnd"/>
+      <w:r>
+        <w:rPr>
+          <w:lang w:val="en-US"/>
+        </w:rPr>
+        <w:t xml:space="preserve"> R value. </w:t>
+      </w:r>
+    </w:p>
+    <w:p>
+      <w:pPr>
+        <w:rPr>
+          <w:b/>
+          <w:bCs/>
+          <w:lang w:val="en-US"/>
+        </w:rPr>
+      </w:pPr>
+      <w:proofErr w:type="gramStart"/>
+      <w:r>
+        <w:rPr>
+          <w:b/>
+          <w:bCs/>
+          <w:lang w:val="en-US"/>
+        </w:rPr>
+        <w:t xml:space="preserve">Predicate </w:t>
+      </w:r>
+      <w:r>
+        <w:rPr>
+          <w:b/>
+          <w:bCs/>
+          <w:lang w:val="en-US"/>
+        </w:rPr>
+        <w:t>:</w:t>
+      </w:r>
+      <w:proofErr w:type="gramEnd"/>
+      <w:r>
+        <w:t xml:space="preserve"> </w:t>
+      </w:r>
+      <w:r>
+        <w:rPr>
+          <w:lang w:val="en-US"/>
+        </w:rPr>
+        <w:t xml:space="preserve">public abstract </w:t>
+      </w:r>
+      <w:proofErr w:type="spellStart"/>
+      <w:r>
+        <w:rPr>
+          <w:lang w:val="en-US"/>
+        </w:rPr>
+        <w:t>boolean</w:t>
+      </w:r>
+      <w:proofErr w:type="spellEnd"/>
+      <w:r>
+        <w:rPr>
+          <w:lang w:val="en-US"/>
+        </w:rPr>
+        <w:t xml:space="preserve"> test(T);</w:t>
+      </w:r>
+      <w:r>
+        <w:rPr>
+          <w:lang w:val="en-US"/>
+        </w:rPr>
+        <w:tab/>
+        <w:t xml:space="preserve">it </w:t>
+      </w:r>
+      <w:proofErr w:type="gramStart"/>
+      <w:r>
+        <w:rPr>
+          <w:lang w:val="en-US"/>
+        </w:rPr>
+        <w:t>take</w:t>
+      </w:r>
+      <w:proofErr w:type="gramEnd"/>
+      <w:r>
+        <w:rPr>
+          <w:lang w:val="en-US"/>
+        </w:rPr>
+        <w:t xml:space="preserve"> T as parameter but return always </w:t>
+      </w:r>
+      <w:proofErr w:type="spellStart"/>
+      <w:r>
+        <w:rPr>
+          <w:lang w:val="en-US"/>
+        </w:rPr>
+        <w:t>boolean</w:t>
+      </w:r>
+      <w:proofErr w:type="spellEnd"/>
+      <w:r>
+        <w:rPr>
+          <w:lang w:val="en-US"/>
+        </w:rPr>
+        <w:t xml:space="preserve">. </w:t>
+      </w:r>
+    </w:p>
+    <w:p>
+      <w:pPr>
+        <w:rPr>
+          <w:b/>
+          <w:bCs/>
+          <w:lang w:val="en-US"/>
+        </w:rPr>
+      </w:pPr>
+      <w:proofErr w:type="gramStart"/>
+      <w:r>
+        <w:rPr>
+          <w:b/>
+          <w:bCs/>
+          <w:lang w:val="en-US"/>
+        </w:rPr>
+        <w:t xml:space="preserve">Consumer </w:t>
+      </w:r>
+      <w:r>
+        <w:rPr>
+          <w:b/>
+          <w:bCs/>
+          <w:lang w:val="en-US"/>
+        </w:rPr>
+        <w:t>:</w:t>
+      </w:r>
+      <w:proofErr w:type="gramEnd"/>
+      <w:r>
+        <w:rPr>
+          <w:lang w:val="en-US"/>
+        </w:rPr>
+        <w:t xml:space="preserve"> public abstract void </w:t>
+      </w:r>
+      <w:proofErr w:type="gramStart"/>
+      <w:r>
+        <w:rPr>
+          <w:lang w:val="en-US"/>
+        </w:rPr>
+        <w:t>accept</w:t>
+      </w:r>
+      <w:proofErr w:type="gramEnd"/>
+      <w:r>
+        <w:rPr>
+          <w:lang w:val="en-US"/>
+        </w:rPr>
+        <w:t>(T);</w:t>
+      </w:r>
+      <w:r>
+        <w:rPr>
+          <w:lang w:val="en-US"/>
+        </w:rPr>
+        <w:t xml:space="preserve"> it takes T as parameter but no return type. </w:t>
+      </w:r>
+    </w:p>
+    <w:p>
+      <w:pPr>
+        <w:rPr>
+          <w:lang w:val="en-US"/>
+        </w:rPr>
+      </w:pPr>
+      <w:proofErr w:type="gramStart"/>
+      <w:r>
+        <w:rPr>
+          <w:b/>
+          <w:bCs/>
+          <w:lang w:val="en-US"/>
+        </w:rPr>
+        <w:t xml:space="preserve">Supplier </w:t>
+      </w:r>
+      <w:r>
+        <w:rPr>
+          <w:b/>
+          <w:bCs/>
+          <w:lang w:val="en-US"/>
+        </w:rPr>
+        <w:t xml:space="preserve"> </w:t>
+      </w:r>
+      <w:r>
+        <w:rPr>
+          <w:lang w:val="en-US"/>
+        </w:rPr>
+        <w:t>public</w:t>
+      </w:r>
+      <w:proofErr w:type="gramEnd"/>
+      <w:r>
+        <w:rPr>
+          <w:lang w:val="en-US"/>
+        </w:rPr>
+        <w:t xml:space="preserve"> abstract T </w:t>
+      </w:r>
+      <w:proofErr w:type="gramStart"/>
+      <w:r>
+        <w:rPr>
+          <w:lang w:val="en-US"/>
+        </w:rPr>
+        <w:t>get();</w:t>
+      </w:r>
+      <w:r>
+        <w:rPr>
+          <w:lang w:val="en-US"/>
+        </w:rPr>
+        <w:t xml:space="preserve">  it</w:t>
+      </w:r>
+      <w:proofErr w:type="gramEnd"/>
+      <w:r>
+        <w:rPr>
+          <w:lang w:val="en-US"/>
+        </w:rPr>
+        <w:t xml:space="preserve"> doesn’t take any parameter but return T value. </w:t>
+      </w:r>
+    </w:p>
+    <w:p>
+      <w:pPr>
+        <w:rPr>
+          <w:lang w:val="en-US"/>
+        </w:rPr>
+      </w:pPr>
+    </w:p>
+    <w:p>
+      <w:pPr>
+        <w:rPr>
+          <w:b/>
+          <w:bCs/>
+          <w:lang w:val="en-US"/>
+        </w:rPr>
+      </w:pPr>
+    </w:p>
+    <w:p>
+      <w:pPr>
+        <w:rPr>
+          <w:lang w:val="en-US"/>
+        </w:rPr>
+      </w:pPr>
+    </w:p>
+    <w:p>
+      <w:pPr>
+        <w:rPr>
+          <w:lang w:val="en-US"/>
+        </w:rPr>
+      </w:pPr>
+      <w:r>
+        <w:rPr>
+          <w:lang w:val="en-US"/>
+        </w:rPr>
+        <w:t xml:space="preserve"> </w:t>
       </w:r>
     </w:p>
     <w:p>
